--- a/course_development/active_inference_family/04_screens_toys_tools/08_planning/output/lab-protocols/08_planning-lab.docx
+++ b/course_development/active_inference_family/04_screens_toys_tools/08_planning/output/lab-protocols/08_planning-lab.docx
@@ -4,32 +4,80 @@
   <w:body>
     <w:p>
       <w:r>
-        <w:t>Lab: Exploring Planning</w:t>
+        <w:t>Lab: Scratch Jr. (My First Code)</w:t>
       </w:r>
     </w:p>
     <w:p>
       <w:r>
-        <w:t>Objective</w:t>
+        <w:t>Goal</w:t>
       </w:r>
     </w:p>
     <w:p>
       <w:r>
-        <w:t>Design and simulate a simple agent that demonstrates the principles of Planning .</w:t>
+        <w:t>To write a real computer program using blocks.</w:t>
       </w:r>
     </w:p>
     <w:p>
       <w:r>
-        <w:t>Prerequisites</w:t>
+        <w:t>What You Need</w:t>
       </w:r>
     </w:p>
     <w:p>
       <w:r>
-        <w:t>Basic understanding of Python or a relevant simulation tool.  Familiarity with the formal definition of Planning.   Steps</w:t>
+        <w:t>A tablet with Scratch Jr. (Free App).  Or use MIT Scratch on a computer.   Steps</w:t>
       </w:r>
     </w:p>
     <w:p>
       <w:r>
-        <w:t>Define the Environment : Create a simple grid world or state space relevant to Family.  Define the Agent : Specify the agent's generative model, focusing on Planning.  Simulation : Run the agent for 100 timesteps.  Perturbation : Introduce a specific challenge to Planning (e.g., increased noise, occlusion).  Analysis : Plot the Free Energy over time. Does the agent successfully adapt?   Discussion Requirements</w:t>
+        <w:t>1. Choose a Sprite</w:t>
+      </w:r>
+    </w:p>
+    <w:p>
+      <w:r>
+        <w:t>Pick a character (Cat, Dog, Rocket).</w:t>
+      </w:r>
+    </w:p>
+    <w:p>
+      <w:r>
+        <w:t>2. Make it Move</w:t>
+      </w:r>
+    </w:p>
+    <w:p>
+      <w:r>
+        <w:t>Drag the "Move Right" block.</w:t>
+        <w:br/>
+        <w:t>Drag the "Jump" block.</w:t>
+        <w:br/>
+        <w:t>Connect them like Lego.</w:t>
+        <w:br/>
+        <w:t>Tap the flag. Does it move?</w:t>
+      </w:r>
+    </w:p>
+    <w:p>
+      <w:r>
+        <w:t>3. Add a Loop</w:t>
+      </w:r>
+    </w:p>
+    <w:p>
+      <w:r>
+        <w:t>Put the "Repeat Forever" red block at the end.</w:t>
+        <w:br/>
+        <w:t>Now your character dances forever!</w:t>
+      </w:r>
+    </w:p>
+    <w:p>
+      <w:r>
+        <w:t>Discussion</w:t>
+      </w:r>
+    </w:p>
+    <w:p>
+      <w:r>
+        <w:t>Did the computer do exactly what you told it?  What happens if you put the blocks in the wrong order?  You just wrote code!   What We Learned</w:t>
+      </w:r>
+    </w:p>
+    <w:p>
+      <w:r>
+        <w:t>Coding is creative. It is like painting with logic.</w:t>
       </w:r>
     </w:p>
     <w:sectPr>
